--- a/corpus/synthetic/smartart-ole__007.docx
+++ b/corpus/synthetic/smartart-ole__007.docx
@@ -1,6 +1,44 @@
 
-<file path=word/document.xml><?xml version="1.0" encoding="UTF-8" standalone="yes"?>
-<w:document xmlns:w="http://schemas.openxmlformats.org/wordprocessingml/2006/main" xmlns:r="http://schemas.openxmlformats.org/officeDocument/2006/relationships" xmlns:wp="http://schemas.openxmlformats.org/drawingml/2006/wordprocessingDrawing" xmlns:a="http://schemas.openxmlformats.org/drawingml/2006/main" xmlns:pic="http://schemas.openxmlformats.org/drawingml/2006/picture" xmlns:m="http://schemas.openxmlformats.org/officeDocument/2006/math"><w:body><w:p><w:r><w:rPr><w:color w:val="0000FF"/></w:rPr><w:t xml:space="preserve">Состоится пресс-конференция </w:t></w:r><w:r><w:rPr><w:b/><w:color w:val="FF0000"/></w:rPr><w:t>партнерств</w:t></w:r><w:r><w:object w:dxaOrig="4150" w:dyaOrig="310"><v:shape xmlns:v="urn:schemas-microsoft-com:vml" id="_x0000_i1025" style="width:207.75pt;height:15.75pt"><v:imagedata r:id="rId10" o:title=""/></v:shape><o:OLEObject xmlns:o="urn:schemas-microsoft-com:office:office" Type="Embed" ProgID="Excel.Sheet.8" ShapeID="_x0000_i1025" DrawAspect="Content" ObjectID="_1"/></w:object></w:r></w:p><w:sectPr><w:pgSz w:w="11906" w:h="16838"/><w:pgMar w:top="1440" w:right="1440" w:bottom="1440" w:left="1440" w:header="708" w:footer="708" w:gutter="0"/></w:sectPr></w:body></w:document>
+<file path=word/document.xml><?xml version="1.0" encoding="utf-8"?>
+<w:document xmlns:w="http://schemas.openxmlformats.org/wordprocessingml/2006/main" xmlns:r="http://schemas.openxmlformats.org/officeDocument/2006/relationships" xmlns:wp="http://schemas.openxmlformats.org/drawingml/2006/wordprocessingDrawing" xmlns:a="http://schemas.openxmlformats.org/drawingml/2006/main" xmlns:pic="http://schemas.openxmlformats.org/drawingml/2006/picture" xmlns:m="http://schemas.openxmlformats.org/officeDocument/2006/math">
+  <w:body>
+    <w:p>
+      <w:pPr>
+        <w:jc w:val="center"/>
+      </w:pPr>
+      <w:r>
+        <w:rPr>
+          <w:b/>
+          <w:color w:val="E36C0A"/>
+          <w:sz w:val="24"/>
+          <w:szCs w:val="24"/>
+        </w:rPr>
+        <w:t>Séance 1 :</w:t>
+      </w:r>
+      <w:r>
+        <w:rPr>
+          <w:b/>
+          <w:color w:val="E36C0A"/>
+          <w:sz w:val="24"/>
+          <w:szCs w:val="24"/>
+        </w:rPr>
+        <w:t xml:space="preserve"> Préparer</w:t>
+      </w:r>
+      <w:r>
+        <w:rPr>
+          <w:rFonts w:ascii="Arial" w:hAnsi="Arial"/>
+        </w:rPr>
+        <w:pict>
+          <v:rect xmlns:v="urn:schemas-microsoft-com:vml" xmlns:o="urn:schemas-microsoft-com:office:office" id="_x0000_i1028" style="width:0;height:1.5pt" o:hralign="center" o:hrstd="t" o:hr="t" fillcolor="#a0a0a0" stroked="f"/>
+        </w:pict>
+      </w:r>
+    </w:p>
+    <w:sectPr>
+      <w:pgSz w:w="11906" w:h="16838"/>
+      <w:pgMar w:top="1440" w:right="1440" w:bottom="1440" w:left="1440" w:header="708" w:footer="708" w:gutter="0"/>
+    </w:sectPr>
+  </w:body>
+</w:document>
 </file>
 
 <file path=word/styles.xml><?xml version="1.0" encoding="utf-8"?>
